--- a/public/exports/documents/services-agreement-sloboda-2026/ref-payment-dispute-client.docx
+++ b/public/exports/documents/services-agreement-sloboda-2026/ref-payment-dispute-client.docx
@@ -14,7 +14,7 @@
     </w:p>
     <w:p>
       <w:pPr>
-        <w:spacing w:after="160"/>
+        <w:spacing w:after="180"/>
         <w:jc w:val="both"/>
       </w:pPr>
       <w:r>
@@ -50,7 +50,7 @@
     </w:p>
     <w:p>
       <w:pPr>
-        <w:spacing w:after="160"/>
+        <w:spacing w:after="180"/>
         <w:jc w:val="both"/>
       </w:pPr>
       <w:r>
@@ -60,7 +60,8 @@
     <w:p>
       <w:pPr>
         <w:pStyle w:val="Heading2"/>
-        <w:spacing w:after="160" w:before="280"/>
+        <w:keepNext/>
+        <w:spacing w:after="180" w:before="360"/>
       </w:pPr>
       <w:r>
         <w:t xml:space="preserve">Різниця з Payment Dispute (субпідрядна версія)</w:t>
@@ -68,35 +69,367 @@
     </w:p>
     <w:p>
       <w:pPr>
-        <w:spacing w:after="160"/>
+        <w:spacing w:after="180"/>
         <w:jc w:val="both"/>
       </w:pPr>
       <w:r>
         <w:t xml:space="preserve">Текст механічно ідентичний, але платником виступає інша сторона:</w:t>
       </w:r>
     </w:p>
-    <w:p>
-      <w:pPr>
-        <w:spacing w:after="160"/>
+    <w:tbl>
+      <w:tblPr>
+        <w:tblW w:type="pct" w:w="100%"/>
+        <w:tblBorders>
+          <w:top w:val="single" w:color="CCCCCC" w:sz="4"/>
+          <w:left w:val="single" w:color="CCCCCC" w:sz="4"/>
+          <w:bottom w:val="single" w:color="CCCCCC" w:sz="4"/>
+          <w:right w:val="single" w:color="CCCCCC" w:sz="4"/>
+          <w:insideH w:val="single" w:color="CCCCCC" w:sz="2"/>
+          <w:insideV w:val="single" w:color="CCCCCC" w:sz="2"/>
+        </w:tblBorders>
+      </w:tblPr>
+      <w:tblGrid>
+        <w:gridCol w:w="100"/>
+        <w:gridCol w:w="100"/>
+        <w:gridCol w:w="100"/>
+        <w:gridCol w:w="100"/>
+      </w:tblGrid>
+      <w:tr>
+        <w:trPr>
+          <w:tblHeader/>
+        </w:trPr>
+        <w:tc>
+          <w:tcPr>
+            <w:tcW w:type="pct" w:w="50%"/>
+            <w:shd w:fill="EEE9D4" w:val="clear"/>
+            <w:tcMar>
+              <w:top w:type="dxa" w:w="80"/>
+              <w:left w:type="dxa" w:w="120"/>
+              <w:bottom w:type="dxa" w:w="80"/>
+              <w:right w:type="dxa" w:w="120"/>
+            </w:tcMar>
+          </w:tcPr>
+          <w:p>
+            <w:pPr>
+              <w:spacing w:after="60" w:before="60"/>
+            </w:pPr>
+            <w:r>
+              <w:rPr>
+                <w:b/>
+                <w:bCs/>
+                <w:sz w:val="20"/>
+                <w:szCs w:val="20"/>
+              </w:rPr>
+              <w:t xml:space="preserve">Договір</w:t>
+            </w:r>
+          </w:p>
+        </w:tc>
+        <w:tc>
+          <w:tcPr>
+            <w:tcW w:type="pct" w:w="50%"/>
+            <w:shd w:fill="EEE9D4" w:val="clear"/>
+            <w:tcMar>
+              <w:top w:type="dxa" w:w="80"/>
+              <w:left w:type="dxa" w:w="120"/>
+              <w:bottom w:type="dxa" w:w="80"/>
+              <w:right w:type="dxa" w:w="120"/>
+            </w:tcMar>
+          </w:tcPr>
+          <w:p>
+            <w:pPr>
+              <w:spacing w:after="60" w:before="60"/>
+            </w:pPr>
+            <w:r>
+              <w:rPr>
+                <w:b/>
+                <w:bCs/>
+                <w:sz w:val="20"/>
+                <w:szCs w:val="20"/>
+              </w:rPr>
+              <w:t xml:space="preserve">Хто платить</w:t>
+            </w:r>
+          </w:p>
+        </w:tc>
+        <w:tc>
+          <w:tcPr>
+            <w:tcW w:type="pct" w:w="50%"/>
+            <w:shd w:fill="EEE9D4" w:val="clear"/>
+            <w:tcMar>
+              <w:top w:type="dxa" w:w="80"/>
+              <w:left w:type="dxa" w:w="120"/>
+              <w:bottom w:type="dxa" w:w="80"/>
+              <w:right w:type="dxa" w:w="120"/>
+            </w:tcMar>
+          </w:tcPr>
+          <w:p>
+            <w:pPr>
+              <w:spacing w:after="60" w:before="60"/>
+            </w:pPr>
+            <w:r>
+              <w:rPr>
+                <w:b/>
+                <w:bCs/>
+                <w:sz w:val="20"/>
+                <w:szCs w:val="20"/>
+              </w:rPr>
+              <w:t xml:space="preserve">Хто оспорює</w:t>
+            </w:r>
+          </w:p>
+        </w:tc>
+        <w:tc>
+          <w:tcPr>
+            <w:tcW w:type="pct" w:w="50%"/>
+            <w:shd w:fill="EEE9D4" w:val="clear"/>
+            <w:tcMar>
+              <w:top w:type="dxa" w:w="80"/>
+              <w:left w:type="dxa" w:w="120"/>
+              <w:bottom w:type="dxa" w:w="80"/>
+              <w:right w:type="dxa" w:w="120"/>
+            </w:tcMar>
+          </w:tcPr>
+          <w:p>
+            <w:pPr>
+              <w:spacing w:after="60" w:before="60"/>
+            </w:pPr>
+            <w:r>
+              <w:rPr>
+                <w:b/>
+                <w:bCs/>
+                <w:sz w:val="20"/>
+                <w:szCs w:val="20"/>
+              </w:rPr>
+              <w:t xml:space="preserve">Хто має 5 днів</w:t>
+            </w:r>
+          </w:p>
+        </w:tc>
+      </w:tr>
+      <w:tr>
+        <w:tc>
+          <w:tcPr>
+            <w:tcW w:type="pct" w:w="50%"/>
+            <w:tcMar>
+              <w:top w:type="dxa" w:w="80"/>
+              <w:left w:type="dxa" w:w="120"/>
+              <w:bottom w:type="dxa" w:w="80"/>
+              <w:right w:type="dxa" w:w="120"/>
+            </w:tcMar>
+          </w:tcPr>
+          <w:p>
+            <w:pPr>
+              <w:spacing w:after="60" w:before="60"/>
+            </w:pPr>
+            <w:r>
+              <w:rPr>
+                <w:b w:val="false"/>
+                <w:bCs w:val="false"/>
+                <w:sz w:val="20"/>
+                <w:szCs w:val="20"/>
+              </w:rPr>
+              <w:t xml:space="preserve">Dev / PM / Marketing subcontract</w:t>
+            </w:r>
+          </w:p>
+        </w:tc>
+        <w:tc>
+          <w:tcPr>
+            <w:tcW w:type="pct" w:w="50%"/>
+            <w:tcMar>
+              <w:top w:type="dxa" w:w="80"/>
+              <w:left w:type="dxa" w:w="120"/>
+              <w:bottom w:type="dxa" w:w="80"/>
+              <w:right w:type="dxa" w:w="120"/>
+            </w:tcMar>
+          </w:tcPr>
+          <w:p>
+            <w:pPr>
+              <w:spacing w:after="60" w:before="60"/>
+            </w:pPr>
+            <w:r>
+              <w:rPr>
+                <w:b w:val="false"/>
+                <w:bCs w:val="false"/>
+                <w:sz w:val="20"/>
+                <w:szCs w:val="20"/>
+              </w:rPr>
+              <w:t xml:space="preserve">Sloboda (Contractor)</w:t>
+            </w:r>
+          </w:p>
+        </w:tc>
+        <w:tc>
+          <w:tcPr>
+            <w:tcW w:type="pct" w:w="50%"/>
+            <w:tcMar>
+              <w:top w:type="dxa" w:w="80"/>
+              <w:left w:type="dxa" w:w="120"/>
+              <w:bottom w:type="dxa" w:w="80"/>
+              <w:right w:type="dxa" w:w="120"/>
+            </w:tcMar>
+          </w:tcPr>
+          <w:p>
+            <w:pPr>
+              <w:spacing w:after="60" w:before="60"/>
+            </w:pPr>
+            <w:r>
+              <w:rPr>
+                <w:b w:val="false"/>
+                <w:bCs w:val="false"/>
+                <w:sz w:val="20"/>
+                <w:szCs w:val="20"/>
+              </w:rPr>
+              <w:t xml:space="preserve">Sloboda</w:t>
+            </w:r>
+          </w:p>
+        </w:tc>
+        <w:tc>
+          <w:tcPr>
+            <w:tcW w:type="pct" w:w="50%"/>
+            <w:tcMar>
+              <w:top w:type="dxa" w:w="80"/>
+              <w:left w:type="dxa" w:w="120"/>
+              <w:bottom w:type="dxa" w:w="80"/>
+              <w:right w:type="dxa" w:w="120"/>
+            </w:tcMar>
+          </w:tcPr>
+          <w:p>
+            <w:pPr>
+              <w:spacing w:after="60" w:before="60"/>
+            </w:pPr>
+            <w:r>
+              <w:rPr>
+                <w:b w:val="false"/>
+                <w:bCs w:val="false"/>
+                <w:sz w:val="20"/>
+                <w:szCs w:val="20"/>
+              </w:rPr>
+              <w:t xml:space="preserve">Sloboda</w:t>
+            </w:r>
+          </w:p>
+        </w:tc>
+      </w:tr>
+      <w:tr>
+        <w:tc>
+          <w:tcPr>
+            <w:tcW w:type="pct" w:w="50%"/>
+            <w:tcMar>
+              <w:top w:type="dxa" w:w="80"/>
+              <w:left w:type="dxa" w:w="120"/>
+              <w:bottom w:type="dxa" w:w="80"/>
+              <w:right w:type="dxa" w:w="120"/>
+            </w:tcMar>
+          </w:tcPr>
+          <w:p>
+            <w:pPr>
+              <w:spacing w:after="60" w:before="60"/>
+            </w:pPr>
+            <w:r>
+              <w:rPr>
+                <w:b w:val="false"/>
+                <w:bCs w:val="false"/>
+                <w:sz w:val="20"/>
+                <w:szCs w:val="20"/>
+              </w:rPr>
+              <w:t xml:space="preserve">Services Agreement (клієнт)</w:t>
+            </w:r>
+          </w:p>
+        </w:tc>
+        <w:tc>
+          <w:tcPr>
+            <w:tcW w:type="pct" w:w="50%"/>
+            <w:tcMar>
+              <w:top w:type="dxa" w:w="80"/>
+              <w:left w:type="dxa" w:w="120"/>
+              <w:bottom w:type="dxa" w:w="80"/>
+              <w:right w:type="dxa" w:w="120"/>
+            </w:tcMar>
+          </w:tcPr>
+          <w:p>
+            <w:pPr>
+              <w:spacing w:after="60" w:before="60"/>
+            </w:pPr>
+            <w:r>
+              <w:rPr>
+                <w:b w:val="false"/>
+                <w:bCs w:val="false"/>
+                <w:sz w:val="20"/>
+                <w:szCs w:val="20"/>
+              </w:rPr>
+              <w:t xml:space="preserve">Клієнт (Customer)</w:t>
+            </w:r>
+          </w:p>
+        </w:tc>
+        <w:tc>
+          <w:tcPr>
+            <w:tcW w:type="pct" w:w="50%"/>
+            <w:tcMar>
+              <w:top w:type="dxa" w:w="80"/>
+              <w:left w:type="dxa" w:w="120"/>
+              <w:bottom w:type="dxa" w:w="80"/>
+              <w:right w:type="dxa" w:w="120"/>
+            </w:tcMar>
+          </w:tcPr>
+          <w:p>
+            <w:pPr>
+              <w:spacing w:after="60" w:before="60"/>
+            </w:pPr>
+            <w:r>
+              <w:rPr>
+                <w:b w:val="false"/>
+                <w:bCs w:val="false"/>
+                <w:sz w:val="20"/>
+                <w:szCs w:val="20"/>
+              </w:rPr>
+              <w:t xml:space="preserve">Клієнт</w:t>
+            </w:r>
+          </w:p>
+        </w:tc>
+        <w:tc>
+          <w:tcPr>
+            <w:tcW w:type="pct" w:w="50%"/>
+            <w:tcMar>
+              <w:top w:type="dxa" w:w="80"/>
+              <w:left w:type="dxa" w:w="120"/>
+              <w:bottom w:type="dxa" w:w="80"/>
+              <w:right w:type="dxa" w:w="120"/>
+            </w:tcMar>
+          </w:tcPr>
+          <w:p>
+            <w:pPr>
+              <w:spacing w:after="60" w:before="60"/>
+            </w:pPr>
+            <w:r>
+              <w:rPr>
+                <w:b w:val="false"/>
+                <w:bCs w:val="false"/>
+                <w:sz w:val="20"/>
+                <w:szCs w:val="20"/>
+              </w:rPr>
+              <w:t xml:space="preserve">Клієнт</w:t>
+            </w:r>
+          </w:p>
+        </w:tc>
+      </w:tr>
+    </w:tbl>
+    <w:p>
+      <w:pPr>
+        <w:spacing w:after="160" w:before="0"/>
+      </w:pPr>
+      <w:r>
+        <w:t xml:space="preserve"/>
+      </w:r>
+    </w:p>
+    <w:p>
+      <w:pPr>
+        <w:spacing w:after="180"/>
         <w:jc w:val="both"/>
       </w:pPr>
       <w:r>
-        <w:t xml:space="preserve">| Договір | Хто платить | Хто оспорює | Хто має 5 днів | | :---- | :---- | :---- | :---- | | Dev/PM/Marketing | Sloboda (Contractor) | Sloboda | Sloboda | | Services Agreement (клієнт) | Клієнт (Customer) | Клієнт | Клієнт |</w:t>
-      </w:r>
-    </w:p>
-    <w:p>
-      <w:pPr>
-        <w:spacing w:after="160"/>
-        <w:jc w:val="both"/>
-      </w:pPr>
-      <w:r>
         <w:t xml:space="preserve">Це той самий патерн у двох напрямках. Обидва варіанти — це один і той самий захисний механізм від "тихих" спорів, просто застосований у протилежних ролях.</w:t>
       </w:r>
     </w:p>
     <w:p>
       <w:pPr>
         <w:pStyle w:val="Heading2"/>
-        <w:spacing w:after="160" w:before="280"/>
+        <w:keepNext/>
+        <w:spacing w:after="180" w:before="360"/>
       </w:pPr>
       <w:r>
         <w:t xml:space="preserve">На що звертати увагу</w:t>
@@ -124,11 +457,55 @@
     </w:p>
     <w:p>
       <w:pPr>
-        <w:spacing w:after="160"/>
+        <w:spacing w:after="180"/>
         <w:jc w:val="both"/>
       </w:pPr>
       <w:r>
-        <w:t xml:space="preserve">великих проектах з довгим ланцюгом апрувалів клієнти просять 10–15 днів. Погоджуйте. - "Considered accepted" — тихе прийняття працює на нашу користь у клієнтському договорі. Якщо клієнт не встиг оспорити — ми отримуємо гроші. - Пункт працює у парі з Late Payments Interest: спершу 5 днів на оспорення, потім нарахування відсотків за прострочення.</w:t>
+        <w:t xml:space="preserve">великих проектах з довгим ланцюгом апрувалів клієнти просять 10–15 днів. Погоджуйте.</w:t>
+      </w:r>
+    </w:p>
+    <w:p>
+      <w:pPr>
+        <w:pStyle w:val="ListParagraph"/>
+        <w:numPr>
+          <w:ilvl w:val="0"/>
+          <w:numId w:val="1"/>
+        </w:numPr>
+        <w:spacing w:after="60"/>
+      </w:pPr>
+      <w:r>
+        <w:t xml:space="preserve">"Considered accepted" — тихе прийняття працює на нашу</w:t>
+      </w:r>
+    </w:p>
+    <w:p>
+      <w:pPr>
+        <w:spacing w:after="180"/>
+        <w:jc w:val="both"/>
+      </w:pPr>
+      <w:r>
+        <w:t xml:space="preserve">користь у клієнтському договорі. Якщо клієнт не встиг оспорити — ми отримуємо гроші.</w:t>
+      </w:r>
+    </w:p>
+    <w:p>
+      <w:pPr>
+        <w:pStyle w:val="ListParagraph"/>
+        <w:numPr>
+          <w:ilvl w:val="0"/>
+          <w:numId w:val="1"/>
+        </w:numPr>
+        <w:spacing w:after="60"/>
+      </w:pPr>
+      <w:r>
+        <w:t xml:space="preserve">Пункт працює у парі з Late Payments Interest: спершу 5 днів</w:t>
+      </w:r>
+    </w:p>
+    <w:p>
+      <w:pPr>
+        <w:spacing w:after="180"/>
+        <w:jc w:val="both"/>
+      </w:pPr>
+      <w:r>
+        <w:t xml:space="preserve">на оспорення, потім нарахування відсотків за прострочення.</w:t>
       </w:r>
     </w:p>
     <w:sectPr>
@@ -191,7 +568,7 @@
     </w:pPr>
     <w:r>
       <w:rPr>
-        <w:color w:val="888888"/>
+        <w:color w:val="8A8578"/>
         <w:sz w:val="16"/>
         <w:szCs w:val="16"/>
       </w:rPr>
@@ -199,12 +576,31 @@
     </w:r>
     <w:r>
       <w:rPr>
-        <w:color w:val="888888"/>
+        <w:color w:val="8A8578"/>
         <w:sz w:val="16"/>
         <w:szCs w:val="16"/>
       </w:rPr>
       <w:fldChar w:fldCharType="begin"/>
       <w:instrText xml:space="preserve">PAGE</w:instrText>
+      <w:fldChar w:fldCharType="separate"/>
+      <w:fldChar w:fldCharType="end"/>
+    </w:r>
+    <w:r>
+      <w:rPr>
+        <w:color w:val="8A8578"/>
+        <w:sz w:val="16"/>
+        <w:szCs w:val="16"/>
+      </w:rPr>
+      <w:t xml:space="preserve"> / </w:t>
+    </w:r>
+    <w:r>
+      <w:rPr>
+        <w:color w:val="8A8578"/>
+        <w:sz w:val="16"/>
+        <w:szCs w:val="16"/>
+      </w:rPr>
+      <w:fldChar w:fldCharType="begin"/>
+      <w:instrText xml:space="preserve">NUMPAGES</w:instrText>
       <w:fldChar w:fldCharType="separate"/>
       <w:fldChar w:fldCharType="end"/>
     </w:r>
@@ -380,8 +776,13 @@
     <w:basedOn w:val="Normal"/>
     <w:next w:val="Normal"/>
     <w:qFormat/>
-    <w:rPr>
-      <w:color w:val="2E74B5"/>
+    <w:pPr>
+      <w:spacing w:after="200" w:before="400"/>
+    </w:pPr>
+    <w:rPr>
+      <w:rFonts w:ascii="Georgia" w:cs="Georgia" w:eastAsia="Georgia" w:hAnsi="Georgia"/>
+      <w:b/>
+      <w:bCs/>
       <w:sz w:val="32"/>
       <w:szCs w:val="32"/>
     </w:rPr>
@@ -391,8 +792,13 @@
     <w:basedOn w:val="Normal"/>
     <w:next w:val="Normal"/>
     <w:qFormat/>
-    <w:rPr>
-      <w:color w:val="2E74B5"/>
+    <w:pPr>
+      <w:spacing w:after="160" w:before="320"/>
+    </w:pPr>
+    <w:rPr>
+      <w:rFonts w:ascii="Georgia" w:cs="Georgia" w:eastAsia="Georgia" w:hAnsi="Georgia"/>
+      <w:b/>
+      <w:bCs/>
       <w:sz w:val="26"/>
       <w:szCs w:val="26"/>
     </w:rPr>
@@ -402,10 +808,15 @@
     <w:basedOn w:val="Normal"/>
     <w:next w:val="Normal"/>
     <w:qFormat/>
-    <w:rPr>
-      <w:color w:val="1F4D78"/>
-      <w:sz w:val="24"/>
-      <w:szCs w:val="24"/>
+    <w:pPr>
+      <w:spacing w:after="120" w:before="240"/>
+    </w:pPr>
+    <w:rPr>
+      <w:rFonts w:ascii="Georgia" w:cs="Georgia" w:eastAsia="Georgia" w:hAnsi="Georgia"/>
+      <w:b/>
+      <w:bCs/>
+      <w:sz w:val="22"/>
+      <w:szCs w:val="22"/>
     </w:rPr>
   </w:style>
   <w:style w:type="paragraph" w:styleId="Heading4">

--- a/public/exports/documents/services-agreement-sloboda-2026/ref-payment-dispute-client.docx
+++ b/public/exports/documents/services-agreement-sloboda-2026/ref-payment-dispute-client.docx
@@ -461,7 +461,7 @@
         <w:jc w:val="both"/>
       </w:pPr>
       <w:r>
-        <w:t xml:space="preserve">великих проектах з довгим ланцюгом апрувалів клієнти просять 10–15 днів. Погоджуйте.</w:t>
+        <w:t xml:space="preserve">великих проєктах з довгим ланцюгом погоджень клієнти просять 10–15 днів. Погоджуйте.</w:t>
       </w:r>
     </w:p>
     <w:p>
@@ -474,7 +474,7 @@
         <w:spacing w:after="60"/>
       </w:pPr>
       <w:r>
-        <w:t xml:space="preserve">"Considered accepted" — тихе прийняття працює на нашу</w:t>
+        <w:t xml:space="preserve">«Вважається прийнятим» — тихе прийняття працює на нашу</w:t>
       </w:r>
     </w:p>
     <w:p>
@@ -496,7 +496,7 @@
         <w:spacing w:after="60"/>
       </w:pPr>
       <w:r>
-        <w:t xml:space="preserve">Пункт працює у парі з Late Payments Interest: спершу 5 днів</w:t>
+        <w:t xml:space="preserve">Пункт працює у парі з Late Payments Interest: спершу</w:t>
       </w:r>
     </w:p>
     <w:p>
@@ -505,7 +505,7 @@
         <w:jc w:val="both"/>
       </w:pPr>
       <w:r>
-        <w:t xml:space="preserve">на оспорення, потім нарахування відсотків за прострочення.</w:t>
+        <w:t xml:space="preserve">5 днів на оспорення, потім нарахування відсотків за прострочення.</w:t>
       </w:r>
     </w:p>
     <w:sectPr>
